--- a/FirstSemester/Numerical methods/Lab4/Лемішка_Андрій_ЛР4_ПП24.docx
+++ b/FirstSemester/Numerical methods/Lab4/Лемішка_Андрій_ЛР4_ПП24.docx
@@ -4979,11 +4979,11 @@
           <w:rFonts w:ascii="Times New Roman" w:hAnsi="Times New Roman"/>
           <w:sz w:val="22"/>
         </w:rPr>
-        <w:t>Методи розв’язування СЛАР поділяють на два основні типи:</w:t>
+        <w:t>Згідно з методичним практикумом (розд. 2), методи розв’язування СЛАР поділяють на два основні типи:</w:t>
         <w:br/>
-        <w:t>• Прямі (точні) методи — дозволяють отримати розв’язок за скінченну, наперед відому кількість арифметичних операцій (наприклад, метод Гауса, метод Крамера, метод матричного обернення). За відсутності похибок заокруглення вони дають абсолютно точний результат.</w:t>
+        <w:t>• Прямі (точні) методи — дають можливість дістати розв'язок, виконавши скінченну, апріорі відому кількість арифметичних операцій. Якщо всі проміжні обчислення виконувати точно (без заокруглень), отримуємо точний розв'язок (наприклад, метод Гаусса за схемою єдиного ділення чи схемою Халецького).</w:t>
         <w:br/>
-        <w:t>• Ітераційні (наближені) методи — генерують нескінченну послідовність наближень X(0), X(1), ..., яка прямує до точного розв’язку. Процес обчислень зупиняється після досягнення заданої користувачем похибки δ (наприклад, метод простої ітерації, метод Гауса — Зейделя).</w:t>
+        <w:t>• Ітераційні методи — дають нескінченну послідовність наближених розв'язків X(0), X(1), ..., границі яких є розв'язком системи. Обчислювальний процес припиняється при досягненні наперед заданої користувачем точності Δ (наприклад, метод простої ітерації, метод Зейделя).</w:t>
       </w:r>
     </w:p>
     <w:p>
@@ -5008,7 +5008,13 @@
           <w:rFonts w:ascii="Times New Roman" w:hAnsi="Times New Roman"/>
           <w:sz w:val="22"/>
         </w:rPr>
-        <w:t>До прямих методів належать: класичний метод виключення Гауса (зі схемою єдиного ділення або вибором головного елемента), метод Жордана — Гауса, метод квадратних коренів (Холецького), метод прогонки (для тридіагональних матриць), метод Гауса за схемою Халецького (LU-розклад), а також метод Крамера.</w:t>
+        <w:t>У лабораторному практикумі (п. 2.1) виділено такі прямі методи:</w:t>
+        <w:br/>
+        <w:t>1) Метод Гаусса за схемою єдиного ділення — вимагає виконання n(4n² – 3n – 4)/6 арифметичних операцій (для n=5 це близько 67–68 операцій);</w:t>
+        <w:br/>
+        <w:t>2) Метод Гаусса за схемою Халецького — компактний метод трикутного розкладу, який вимагає лише n(2n – 1) операцій (для n=5 це лише 45 операцій).</w:t>
+        <w:br/>
+        <w:t>Також у класичній лінійній алгебрі до прямих належать метод вибору головного елемента, метод Жордана — Гаусса та метод Крамера.</w:t>
       </w:r>
     </w:p>
     <w:p>
@@ -5033,11 +5039,11 @@
           <w:rFonts w:ascii="Times New Roman" w:hAnsi="Times New Roman"/>
           <w:sz w:val="22"/>
         </w:rPr>
-        <w:t>Алгоритм базується на розкладанні квадратної матриці A на добуток двох трикутних матриць A = B · C, де B — нижньотрикутна матриця з одиничною головною діагоналлю (b_ii = 1), а C — верхньотрикутна матриця. Після визначення елементів матриць B і C розв'язання системи зводиться до двох простих кроків:</w:t>
+        <w:t>Матриця коефіцієнтів A розкладається у добуток двох трикутних матриць A = C · B (формула 2), де C — нижня трикутна матриця, а B — верхня трикутна матриця з одиничною головною діагоналлю (b_ii = 1). Система C · B · x = d розв'язується у два кроки:</w:t>
         <w:br/>
-        <w:t>1) B · y = d — прямий хід, знаходимо проміжний вектор y;</w:t>
+        <w:t>1) Прямий хід: обчислюються елементи матриць C, B та проміжного вектора y із трикутної системи C · y = d (формули 13–14 стор. практикуму);</w:t>
         <w:br/>
-        <w:t>2) C · x = y — зворотний хід, знаходимо шуканий розв'язок x.</w:t>
+        <w:t>2) Зворотний хід: розв'язується трикутна система B · x = y, звідки невідомі x знаходяться знизу вгору: x_n = y_n, x_i = y_i – ∑_{j=i+1}^n b_ij · x_j.</w:t>
       </w:r>
     </w:p>
     <w:p>
@@ -5062,7 +5068,11 @@
           <w:rFonts w:ascii="Times New Roman" w:hAnsi="Times New Roman"/>
           <w:sz w:val="22"/>
         </w:rPr>
-        <w:t>До ітераційних методів належать: метод простої ітерації (метод Якобі), метод Гауса — Зейделя, метод верхньої релаксації (SOR), метод найшвидшого градієнтного спуску та метод спряжених градієнтів.</w:t>
+        <w:t>Згідно з практикумом (п. 2.2), основними ітераційними методами є:</w:t>
+        <w:br/>
+        <w:t>1) Метод простої ітерації (п. 2.2.1);</w:t>
+        <w:br/>
+        <w:t>2) Метод Зейделя (Гаусса — Зейделя) (п. 2.2.2).</w:t>
       </w:r>
     </w:p>
     <w:p>
@@ -5087,9 +5097,15 @@
           <w:rFonts w:ascii="Times New Roman" w:hAnsi="Times New Roman"/>
           <w:sz w:val="22"/>
         </w:rPr>
-        <w:t>Вихідна система Ax = d перетворюється до еквівалентної форми x = Bx + e, де елементи матриці B визначаються як B_ij = –a_ij / a_ii (при i ≠ j) та B_ii = 0, а вектор e_i = d_i / a_ii. Ітераційний процес записується рекурентним рівнянням:</w:t>
+        <w:t>Система Ax = d перетворюється до канонічного вигляду x = Bx + e (формула 6), де:</w:t>
         <w:br/>
-        <w:t>X(k+1) = B · X(k) + e,   k = 0, 1, 2, ...</w:t>
+        <w:t>b_ij = –a_ij / a_ii (при i ≠ j), b_ii = 0; e_i = d_i / a_ii (формула 7).</w:t>
+        <w:br/>
+        <w:t>Ітераційний процес записується рекурентною формулою (8):</w:t>
+        <w:br/>
+        <w:t>x^(k+1) = B · x^k + e,   k = 0, 1, 2, ...</w:t>
+        <w:br/>
+        <w:t>Необхідна і достатня умова збіжності: модуль усіх власних значень матриці B повинен бути строго меншим від одиниці (|λ_i| &lt; 1).</w:t>
       </w:r>
     </w:p>
     <w:p>
@@ -5114,11 +5130,11 @@
           <w:rFonts w:ascii="Times New Roman" w:hAnsi="Times New Roman"/>
           <w:sz w:val="22"/>
         </w:rPr>
-        <w:t>Якщо норма матриці ||B|| = C &lt; 1, то апріорна кількість ітерацій K, необхідна для гарантованого досягнення похибки Δ, оцінюється формулою:</w:t>
+        <w:t>Якщо норма матриці C = ||B||_1 = max_i ∑_{j=1}^n |b_ij| &lt; 1, то апріорна кількість ітерацій K для досягнення похибки Δ оцінюється за формулою (9) практикуму:</w:t>
         <w:br/>
-        <w:t>K &gt; [ln Δ – ln ||e|| + ln(1 – C)] / ln C – 1.</w:t>
+        <w:t>K &gt; –(1 / lg C) · [lg ||e||_1 – lg(Δ · (1 – C))] – 1,</w:t>
         <w:br/>
-        <w:t>На практиці також застосовують апостеріорну оцінку: ||X(k) – X(k–1)|| ≤ (1 – C)/C · Δ.</w:t>
+        <w:t>де lg — десятковий логарифм, ||e||_1 = max_i |e_i|. Вона дозволяє точно оцінити трудомісткість ще до початку обчислень.</w:t>
       </w:r>
     </w:p>
     <w:p>
@@ -5143,15 +5159,17 @@
           <w:rFonts w:ascii="Times New Roman" w:hAnsi="Times New Roman"/>
           <w:sz w:val="22"/>
         </w:rPr>
-        <w:t>1) Перевіряється умова діагонального переважання (|a_ii| &gt; ∑|a_ij| при j ≠ i).</w:t>
+        <w:t>Згідно з п. 2.2.1 практикуму:</w:t>
         <w:br/>
-        <w:t>2) Будується розрахункова матриця B та вектор e.</w:t>
+        <w:t>1) Обчислюють елементи матриці B і вектора e за формулою (7);</w:t>
         <w:br/>
-        <w:t>3) Обирається початкове наближення X(0) = e або X(0) = 0.</w:t>
+        <w:t>2) Обчислюють норму матриці C = ||B||_1. Якщо C &lt; 1, процес збігається;</w:t>
         <w:br/>
-        <w:t>4) На кожному кроці обчислюються всі нові компоненти x_i(k+1) за значеннями попередньої ітерації X(k).</w:t>
+        <w:t>3) Обирають початкове наближення x^(0) = e. Позначають δ^k = x^(k+1) – e, тоді x^(k+1) = x^(0) + δ^k;</w:t>
         <w:br/>
-        <w:t>5) Обчислення повторюються, доки абсолютна або відносна похибка max |x_i(k+1) – x_i(k)| не стане меншою за задану точність δ.</w:t>
+        <w:t>4) Обчислюють теоретично необхідну кількість ітерацій K за формулою (9);</w:t>
+        <w:br/>
+        <w:t>5) Виконують ітераційний процес K разів або до виконання умови ||x^(k+1) – x^k|| ≤ Δ.</w:t>
       </w:r>
     </w:p>
     <w:p>
@@ -5176,7 +5194,7 @@
           <w:rFonts w:ascii="Times New Roman" w:hAnsi="Times New Roman"/>
           <w:sz w:val="22"/>
         </w:rPr>
-        <w:t>У методі простої ітерації при розрахунку всіх компонентів нового вектора X(k+1) використовуються лише значення з попереднього кроку X(k). У методі Зейделя при розрахунку компоненти x_i(k+1) відразу ж використовуються найновіші, щойно обчислені значення x_1(k+1), ..., x_(i–1)(k+1) цієї ж поточної ітерації. Це прискорює збіжність приблизно вдвічі та зменшує використання пам'яті.</w:t>
+        <w:t>У методі простої ітерації для обчислення компонентів нового вектора x^(k+1) використовуються суто значення попереднього кроку x^k. У методі Зейделя (п. 2.2.2) при обчисленні i-ї компоненти вектора відразу ж підставляються щойно обчислені значення x_1^(k+1), ..., x_(i–1)^(k+1) поточної ітерації. Це прискорює швидкість збіжності приблизно в 2 рази та економить пам'ять ЕОМ.</w:t>
       </w:r>
     </w:p>
     <w:p>
@@ -5201,11 +5219,11 @@
           <w:rFonts w:ascii="Times New Roman" w:hAnsi="Times New Roman"/>
           <w:sz w:val="22"/>
         </w:rPr>
-        <w:t>Достатньою умовою збіжності є умова строгого діагонального переважання матриці A:</w:t>
+        <w:t>Достатньою умовою збіжності методу Зейделя є умова строгого діагонального переважання матриці A (формула 10 практикуму):</w:t>
         <w:br/>
-        <w:t>|a_ii| &gt; ∑ |a_ij| (сума за всіма j ≠ i для кожного рядка i = 1..n),</w:t>
+        <w:t>∑_{j=1, j ≠ i}^n |a_ij| ≤ q · |a_ii|,   де q &lt; 1 (для всіх i = 1, ..., n).</w:t>
         <w:br/>
-        <w:t>або симетричність і додатна визначеність матриці A. За цієї умови метод збігається при будь-якому виборі початкового наближення X(0).</w:t>
+        <w:t>Тобто модуль діагонального коефіцієнта кожного рядка має бути строго більшим за суму модулів решти коефіцієнтів цього рядка. За цієї умови ітерації гарантовано збігаються при будь-якому x^(0).</w:t>
       </w:r>
     </w:p>
     <w:sectPr>
